--- a/output/2026-08/Anexo-II-Informe-mensual-horas-KLG-2026-08 (1).docx
+++ b/output/2026-08/Anexo-II-Informe-mensual-horas-KLG-2026-08 (1).docx
@@ -6543,7 +6543,7 @@
                 <w:sz w:val="19"/>
                 <w:szCs w:val="19"/>
               </w:rPr>
-              <w:t>El correo de agosto informó 91 h de Gabriel Denis, que no tiene registros en Kimai. Toda persona que trabaje debe cargar sus horas con su propio usuario. Explicación de KLG: Explicación de KLG: Gabriel Denis trabajó 91,0 h en agosto sobre Registros Técnicos (RRTT) de MINVU y no tenía usuario de Kimai; sus horas se cargaron en la cuenta de Alexis Carnero. Este anexo las separa día por día: Alexis Carnero queda con 59,0 h y Gabriel Denis con 91,0 h, y el total del mes no cambia (306,0 h). No hubo altas ni bajas en el equipo: Gabriel ya estaba trabajando, lo que faltaba era su usuario. Para que no vuelva a pasar: (1) KLG solicitó a C.UNIX el alta del usuario de Kimai de Gabriel Denis, para que cargue sus propias horas desde septiembre; (2) mientras el alta no esté, ninguna hora de Gabriel se imputa a la cuenta de otra persona; (3) antes de cada cierre mensual KLG verifica que toda persona con horas del mes tenga usuario propio en Kimai y que la hoja «Datos» del Anexo II-A no tenga ninguna fila con «Usuario Kimai» vacío.</w:t>
+              <w:t>El correo de agosto informó 91 h de Gabriel Denis, que no tiene registros en Kimai. Toda persona que trabaje debe cargar sus horas con su propio usuario. Explicación de KLG: Gabriel Denis se sumó al proyecto como un refuerzo previsto para unas tres semanas. Por las características del cliente final y del proyecto, su participación se extendió bastante más de lo previsto. Mientras se esperaba que fuera algo breve, sus horas se registraron en la cuenta de Alexis Carnero en lugar de tramitar un usuario propio en Kimai; al alargarse el trabajo, esa decisión inicial se arrastró, y es el origen de lo que C.UNIX observa en este período. No hubo altas ni bajas en el equipo: Gabriel Denis ya venía trabajando y lo que faltaba era su usuario. Este anexo separa sus horas día por día: Alexis Carnero queda con 59,0 h y Gabriel Denis con 91,0 h, sin cambios en el total del mes (306,0 h) ni en el importe a facturar. KLG solicita a C.UNIX, junto con este informe, el alta del usuario de Kimai de Gabriel Denis, para que desde septiembre cargue sus propias horas. Hasta que el alta esté, ninguna hora de Gabriel Denis se imputa a la cuenta de otra persona. Antes de cada cierre mensual KLG verifica que toda persona con horas del mes tenga usuario propio en Kimai y que la hoja «Datos» del Anexo II-A no tenga ninguna fila con «Usuario Kimai» vacío.</w:t>
             </w:r>
           </w:p>
         </w:tc>

--- a/output/2026-08/Anexo-II-Informe-mensual-horas-KLG-2026-08 (1).docx
+++ b/output/2026-08/Anexo-II-Informe-mensual-horas-KLG-2026-08 (1).docx
@@ -229,7 +229,7 @@
                 <w:sz w:val="18"/>
                 <w:szCs w:val="18"/>
               </w:rPr>
-              <w:t xml:space="preserve">Se entrega dentro de los primeros [●] días hábiles del mes siguiente.</w:t>
+              <w:t>Se entrega dentro de los primeros 5 días hábiles del mes siguiente.</w:t>
             </w:r>
           </w:p>
         </w:tc>
@@ -3017,7 +3017,7 @@
                 <w:sz w:val="19"/>
                 <w:szCs w:val="19"/>
               </w:rPr>
-              <w:t>[●]</w:t>
+              <w:t>Terminado</w:t>
             </w:r>
           </w:p>
         </w:tc>
@@ -3178,7 +3178,7 @@
                 <w:sz w:val="19"/>
                 <w:szCs w:val="19"/>
               </w:rPr>
-              <w:t>[●]</w:t>
+              <w:t>Terminado</w:t>
             </w:r>
           </w:p>
         </w:tc>
@@ -3339,7 +3339,7 @@
                 <w:sz w:val="19"/>
                 <w:szCs w:val="19"/>
               </w:rPr>
-              <w:t>[●]</w:t>
+              <w:t>Terminado</w:t>
             </w:r>
           </w:p>
         </w:tc>
@@ -3500,7 +3500,7 @@
                 <w:sz w:val="19"/>
                 <w:szCs w:val="19"/>
               </w:rPr>
-              <w:t>[●]</w:t>
+              <w:t>Terminado</w:t>
             </w:r>
           </w:p>
         </w:tc>
@@ -3661,7 +3661,7 @@
                 <w:sz w:val="19"/>
                 <w:szCs w:val="19"/>
               </w:rPr>
-              <w:t>[●]</w:t>
+              <w:t>Terminado</w:t>
             </w:r>
           </w:p>
         </w:tc>
@@ -3819,7 +3819,7 @@
                 <w:sz w:val="19"/>
                 <w:szCs w:val="19"/>
               </w:rPr>
-              <w:t xml:space="preserve">[●]</w:t>
+              <w:t>Terminado</w:t>
             </w:r>
           </w:p>
         </w:tc>
@@ -3977,7 +3977,7 @@
                 <w:sz w:val="19"/>
                 <w:szCs w:val="19"/>
               </w:rPr>
-              <w:t xml:space="preserve">[●]</w:t>
+              <w:t>Terminado</w:t>
             </w:r>
           </w:p>
         </w:tc>
@@ -4135,7 +4135,7 @@
                 <w:sz w:val="19"/>
                 <w:szCs w:val="19"/>
               </w:rPr>
-              <w:t xml:space="preserve">[●]</w:t>
+              <w:t>Terminado</w:t>
             </w:r>
           </w:p>
         </w:tc>
@@ -4293,7 +4293,7 @@
                 <w:sz w:val="19"/>
                 <w:szCs w:val="19"/>
               </w:rPr>
-              <w:t xml:space="preserve">[●]</w:t>
+              <w:t>Terminado</w:t>
             </w:r>
           </w:p>
         </w:tc>
@@ -4451,7 +4451,7 @@
                 <w:sz w:val="19"/>
                 <w:szCs w:val="19"/>
               </w:rPr>
-              <w:t xml:space="preserve">[●]</w:t>
+              <w:t>Terminado</w:t>
             </w:r>
           </w:p>
         </w:tc>
@@ -4609,7 +4609,7 @@
                 <w:sz w:val="19"/>
                 <w:szCs w:val="19"/>
               </w:rPr>
-              <w:t xml:space="preserve">[●]</w:t>
+              <w:t>Terminado</w:t>
             </w:r>
           </w:p>
         </w:tc>
@@ -4767,7 +4767,7 @@
                 <w:sz w:val="19"/>
                 <w:szCs w:val="19"/>
               </w:rPr>
-              <w:t xml:space="preserve">[●]</w:t>
+              <w:t>Terminado</w:t>
             </w:r>
           </w:p>
         </w:tc>
@@ -4922,7 +4922,7 @@
                 <w:sz w:val="19"/>
                 <w:szCs w:val="19"/>
               </w:rPr>
-              <w:t xml:space="preserve">[●]</w:t>
+              <w:t>Terminado</w:t>
             </w:r>
           </w:p>
         </w:tc>
@@ -5077,7 +5077,7 @@
                 <w:sz w:val="19"/>
                 <w:szCs w:val="19"/>
               </w:rPr>
-              <w:t xml:space="preserve">[●]</w:t>
+              <w:t>Terminado</w:t>
             </w:r>
           </w:p>
         </w:tc>
@@ -5232,7 +5232,7 @@
                 <w:sz w:val="19"/>
                 <w:szCs w:val="19"/>
               </w:rPr>
-              <w:t xml:space="preserve">[●]</w:t>
+              <w:t>Terminado</w:t>
             </w:r>
           </w:p>
         </w:tc>
@@ -5390,7 +5390,7 @@
                 <w:sz w:val="19"/>
                 <w:szCs w:val="19"/>
               </w:rPr>
-              <w:t xml:space="preserve">[●]</w:t>
+              <w:t>Terminado</w:t>
             </w:r>
           </w:p>
         </w:tc>
@@ -5545,7 +5545,7 @@
                 <w:sz w:val="19"/>
                 <w:szCs w:val="19"/>
               </w:rPr>
-              <w:t xml:space="preserve">[●]</w:t>
+              <w:t>Terminado</w:t>
             </w:r>
           </w:p>
         </w:tc>
@@ -5703,7 +5703,7 @@
                 <w:sz w:val="19"/>
                 <w:szCs w:val="19"/>
               </w:rPr>
-              <w:t xml:space="preserve">[●]</w:t>
+              <w:t>Terminado</w:t>
             </w:r>
           </w:p>
         </w:tc>
@@ -5861,7 +5861,7 @@
                 <w:sz w:val="19"/>
                 <w:szCs w:val="19"/>
               </w:rPr>
-              <w:t xml:space="preserve">[●]</w:t>
+              <w:t>Terminado</w:t>
             </w:r>
           </w:p>
         </w:tc>
@@ -6019,7 +6019,7 @@
                 <w:sz w:val="19"/>
                 <w:szCs w:val="19"/>
               </w:rPr>
-              <w:t xml:space="preserve">[●]</w:t>
+              <w:t>Terminado</w:t>
             </w:r>
           </w:p>
         </w:tc>
@@ -6177,7 +6177,7 @@
                 <w:sz w:val="19"/>
                 <w:szCs w:val="19"/>
               </w:rPr>
-              <w:t xml:space="preserve">[●]</w:t>
+              <w:t>Terminado</w:t>
             </w:r>
           </w:p>
         </w:tc>

--- a/output/2026-08/Anexo-II-Informe-mensual-horas-KLG-2026-08 (1).docx
+++ b/output/2026-08/Anexo-II-Informe-mensual-horas-KLG-2026-08 (1).docx
@@ -3631,7 +3631,7 @@
                 <w:sz w:val="19"/>
                 <w:szCs w:val="19"/>
               </w:rPr>
-              <w:t>Alexis Carnero: sin descripción en Kimai. KLG debe detallar el trabajo realizado.</w:t>
+              <w:t>Registros Técnicos (RRTT), Alexis Carnero: cierre del Hito 2, con el diagnóstico y la corrección del bug del Certificado de Inscripción Vigente (datos faltantes del inscrito y domicilio de casa matriz), la entrega de los componentes ASP y los scripts SQL del Req17, el despliegue de la API en desarrollo y el inventario de componentes para el traspaso a Producción</w:t>
             </w:r>
           </w:p>
         </w:tc>
@@ -3691,7 +3691,651 @@
                 <w:sz w:val="19"/>
                 <w:szCs w:val="19"/>
               </w:rPr>
-              <w:t>59,0</w:t>
+              <w:t>26,5</w:t>
+            </w:r>
+          </w:p>
+        </w:tc>
+      </w:tr>
+      <w:tr>
+        <w:trPr>
+          <w:cantSplit/>
+        </w:trPr>
+        <w:tc>
+          <w:tcPr>
+            <w:tcW w:type="dxa" w:w="1500"/>
+            <w:tcBorders>
+              <w:top w:val="single" w:color="808080" w:sz="4"/>
+              <w:left w:val="single" w:color="808080" w:sz="4"/>
+              <w:bottom w:val="single" w:color="808080" w:sz="4"/>
+              <w:right w:val="single" w:color="808080" w:sz="4"/>
+            </w:tcBorders>
+            <w:tcMar>
+              <w:top w:type="dxa" w:w="40"/>
+              <w:left w:type="dxa" w:w="90"/>
+              <w:bottom w:type="dxa" w:w="40"/>
+              <w:right w:type="dxa" w:w="90"/>
+            </w:tcMar>
+          </w:tcPr>
+          <w:p>
+            <w:pPr>
+              <w:spacing w:after="30" w:before="30"/>
+            </w:pPr>
+            <w:r>
+              <w:rPr>
+                <w:rFonts w:ascii="Arial" w:cs="Arial" w:eastAsia="Arial" w:hAnsi="Arial"/>
+                <w:sz w:val="19"/>
+                <w:szCs w:val="19"/>
+              </w:rPr>
+              <w:t>MinVu</w:t>
+            </w:r>
+          </w:p>
+        </w:tc>
+        <w:tc>
+          <w:tcPr>
+            <w:tcW w:type="dxa" w:w="1400"/>
+            <w:tcBorders>
+              <w:top w:val="single" w:color="808080" w:sz="4"/>
+              <w:left w:val="single" w:color="808080" w:sz="4"/>
+              <w:bottom w:val="single" w:color="808080" w:sz="4"/>
+              <w:right w:val="single" w:color="808080" w:sz="4"/>
+            </w:tcBorders>
+            <w:tcMar>
+              <w:top w:type="dxa" w:w="40"/>
+              <w:left w:type="dxa" w:w="90"/>
+              <w:bottom w:type="dxa" w:w="40"/>
+              <w:right w:type="dxa" w:w="90"/>
+            </w:tcMar>
+          </w:tcPr>
+          <w:p>
+            <w:pPr>
+              <w:spacing w:after="30" w:before="30"/>
+            </w:pPr>
+            <w:r>
+              <w:rPr>
+                <w:rFonts w:ascii="Arial" w:cs="Arial" w:eastAsia="Arial" w:hAnsi="Arial"/>
+                <w:b/>
+                <w:bCs/>
+                <w:color w:val="C00000"/>
+                <w:sz w:val="19"/>
+                <w:szCs w:val="19"/>
+              </w:rPr>
+              <w:t>BUG-107 · BUG-109 · BUG-110 · BUG-115</w:t>
+            </w:r>
+          </w:p>
+        </w:tc>
+        <w:tc>
+          <w:tcPr>
+            <w:tcW w:type="dxa" w:w="4238"/>
+            <w:tcBorders>
+              <w:top w:val="single" w:color="808080" w:sz="4"/>
+              <w:left w:val="single" w:color="808080" w:sz="4"/>
+              <w:bottom w:val="single" w:color="808080" w:sz="4"/>
+              <w:right w:val="single" w:color="808080" w:sz="4"/>
+            </w:tcBorders>
+            <w:tcMar>
+              <w:top w:type="dxa" w:w="40"/>
+              <w:left w:type="dxa" w:w="90"/>
+              <w:bottom w:type="dxa" w:w="40"/>
+              <w:right w:type="dxa" w:w="90"/>
+            </w:tcMar>
+          </w:tcPr>
+          <w:p>
+            <w:pPr>
+              <w:spacing w:after="30" w:before="30"/>
+            </w:pPr>
+            <w:r>
+              <w:rPr>
+                <w:rFonts w:ascii="Arial" w:cs="Arial" w:eastAsia="Arial" w:hAnsi="Arial"/>
+                <w:b/>
+                <w:bCs/>
+                <w:color w:val="C00000"/>
+                <w:sz w:val="19"/>
+                <w:szCs w:val="19"/>
+              </w:rPr>
+              <w:t>Registros Técnicos (RRTT), Alexis Carnero: corrección de los bugs de los informes, incluidos el BUG-107 (tipo de artículo 6 mal clasificado por el criterio D.S. 135 invertido), el BUG-109 y el BUG-110 de la entrega v31 y el BUG-115 (desborde de Integer en el DLL VB6 al modificar informes, reemplazado por el SP USP_UPD_INFORME_JURIDICO), más la atención del incidente del Informe Jurídico con rol SEREMI</w:t>
+            </w:r>
+          </w:p>
+        </w:tc>
+        <w:tc>
+          <w:tcPr>
+            <w:tcW w:type="dxa" w:w="1300"/>
+            <w:tcBorders>
+              <w:top w:val="single" w:color="808080" w:sz="4"/>
+              <w:left w:val="single" w:color="808080" w:sz="4"/>
+              <w:bottom w:val="single" w:color="808080" w:sz="4"/>
+              <w:right w:val="single" w:color="808080" w:sz="4"/>
+            </w:tcBorders>
+            <w:tcMar>
+              <w:top w:type="dxa" w:w="40"/>
+              <w:left w:type="dxa" w:w="90"/>
+              <w:bottom w:type="dxa" w:w="40"/>
+              <w:right w:type="dxa" w:w="90"/>
+            </w:tcMar>
+          </w:tcPr>
+          <w:p>
+            <w:pPr>
+              <w:spacing w:after="30" w:before="30"/>
+            </w:pPr>
+            <w:r>
+              <w:rPr>
+                <w:rFonts w:ascii="Arial" w:cs="Arial" w:eastAsia="Arial" w:hAnsi="Arial"/>
+                <w:sz w:val="19"/>
+                <w:szCs w:val="19"/>
+              </w:rPr>
+              <w:t>Terminado</w:t>
+            </w:r>
+          </w:p>
+        </w:tc>
+        <w:tc>
+          <w:tcPr>
+            <w:tcW w:type="dxa" w:w="1200"/>
+            <w:tcBorders>
+              <w:top w:val="single" w:color="808080" w:sz="4"/>
+              <w:left w:val="single" w:color="808080" w:sz="4"/>
+              <w:bottom w:val="single" w:color="808080" w:sz="4"/>
+              <w:right w:val="single" w:color="808080" w:sz="4"/>
+            </w:tcBorders>
+            <w:tcMar>
+              <w:top w:type="dxa" w:w="40"/>
+              <w:left w:type="dxa" w:w="90"/>
+              <w:bottom w:type="dxa" w:w="40"/>
+              <w:right w:type="dxa" w:w="90"/>
+            </w:tcMar>
+          </w:tcPr>
+          <w:p>
+            <w:pPr>
+              <w:spacing w:after="30" w:before="30"/>
+            </w:pPr>
+            <w:r>
+              <w:rPr>
+                <w:rFonts w:ascii="Arial" w:cs="Arial" w:eastAsia="Arial" w:hAnsi="Arial"/>
+                <w:sz w:val="19"/>
+                <w:szCs w:val="19"/>
+              </w:rPr>
+              <w:t>5,0</w:t>
+            </w:r>
+          </w:p>
+        </w:tc>
+      </w:tr>
+      <w:tr>
+        <w:trPr>
+          <w:cantSplit/>
+        </w:trPr>
+        <w:tc>
+          <w:tcPr>
+            <w:tcW w:type="dxa" w:w="1500"/>
+            <w:tcBorders>
+              <w:top w:val="single" w:color="808080" w:sz="4"/>
+              <w:left w:val="single" w:color="808080" w:sz="4"/>
+              <w:bottom w:val="single" w:color="808080" w:sz="4"/>
+              <w:right w:val="single" w:color="808080" w:sz="4"/>
+            </w:tcBorders>
+            <w:tcMar>
+              <w:top w:type="dxa" w:w="40"/>
+              <w:left w:type="dxa" w:w="90"/>
+              <w:bottom w:type="dxa" w:w="40"/>
+              <w:right w:type="dxa" w:w="90"/>
+            </w:tcMar>
+          </w:tcPr>
+          <w:p>
+            <w:pPr>
+              <w:spacing w:after="30" w:before="30"/>
+            </w:pPr>
+            <w:r>
+              <w:rPr>
+                <w:rFonts w:ascii="Arial" w:cs="Arial" w:eastAsia="Arial" w:hAnsi="Arial"/>
+                <w:sz w:val="19"/>
+                <w:szCs w:val="19"/>
+              </w:rPr>
+              <w:t>MinVu</w:t>
+            </w:r>
+          </w:p>
+        </w:tc>
+        <w:tc>
+          <w:tcPr>
+            <w:tcW w:type="dxa" w:w="1400"/>
+            <w:tcBorders>
+              <w:top w:val="single" w:color="808080" w:sz="4"/>
+              <w:left w:val="single" w:color="808080" w:sz="4"/>
+              <w:bottom w:val="single" w:color="808080" w:sz="4"/>
+              <w:right w:val="single" w:color="808080" w:sz="4"/>
+            </w:tcBorders>
+            <w:tcMar>
+              <w:top w:type="dxa" w:w="40"/>
+              <w:left w:type="dxa" w:w="90"/>
+              <w:bottom w:type="dxa" w:w="40"/>
+              <w:right w:type="dxa" w:w="90"/>
+            </w:tcMar>
+          </w:tcPr>
+          <w:p>
+            <w:pPr>
+              <w:spacing w:after="30" w:before="30"/>
+            </w:pPr>
+            <w:r>
+              <w:rPr>
+                <w:rFonts w:ascii="Arial" w:cs="Arial" w:eastAsia="Arial" w:hAnsi="Arial"/>
+                <w:b/>
+                <w:bCs/>
+                <w:color w:val="C00000"/>
+                <w:sz w:val="19"/>
+                <w:szCs w:val="19"/>
+              </w:rPr>
+              <w:t>Sin ticket</w:t>
+            </w:r>
+          </w:p>
+        </w:tc>
+        <w:tc>
+          <w:tcPr>
+            <w:tcW w:type="dxa" w:w="4238"/>
+            <w:tcBorders>
+              <w:top w:val="single" w:color="808080" w:sz="4"/>
+              <w:left w:val="single" w:color="808080" w:sz="4"/>
+              <w:bottom w:val="single" w:color="808080" w:sz="4"/>
+              <w:right w:val="single" w:color="808080" w:sz="4"/>
+            </w:tcBorders>
+            <w:tcMar>
+              <w:top w:type="dxa" w:w="40"/>
+              <w:left w:type="dxa" w:w="90"/>
+              <w:bottom w:type="dxa" w:w="40"/>
+              <w:right w:type="dxa" w:w="90"/>
+            </w:tcMar>
+          </w:tcPr>
+          <w:p>
+            <w:pPr>
+              <w:spacing w:after="30" w:before="30"/>
+            </w:pPr>
+            <w:r>
+              <w:rPr>
+                <w:rFonts w:ascii="Arial" w:cs="Arial" w:eastAsia="Arial" w:hAnsi="Arial"/>
+                <w:b/>
+                <w:bCs/>
+                <w:color w:val="C00000"/>
+                <w:sz w:val="19"/>
+                <w:szCs w:val="19"/>
+              </w:rPr>
+              <w:t>Registros Técnicos (RRTT), Alexis Carnero: incidentes de producción del Sprint 11, con los scripts de parametrización por decreto que dependían del Req14, el fix de mayúsculas en «Profesional Habilitante» del Certificado de Vigencia, la corrección del «ERROR EN RT», el filtro de antecedentes por decreto y el fix de atr_modifica_socio.asp</w:t>
+            </w:r>
+          </w:p>
+        </w:tc>
+        <w:tc>
+          <w:tcPr>
+            <w:tcW w:type="dxa" w:w="1300"/>
+            <w:tcBorders>
+              <w:top w:val="single" w:color="808080" w:sz="4"/>
+              <w:left w:val="single" w:color="808080" w:sz="4"/>
+              <w:bottom w:val="single" w:color="808080" w:sz="4"/>
+              <w:right w:val="single" w:color="808080" w:sz="4"/>
+            </w:tcBorders>
+            <w:tcMar>
+              <w:top w:type="dxa" w:w="40"/>
+              <w:left w:type="dxa" w:w="90"/>
+              <w:bottom w:type="dxa" w:w="40"/>
+              <w:right w:type="dxa" w:w="90"/>
+            </w:tcMar>
+          </w:tcPr>
+          <w:p>
+            <w:pPr>
+              <w:spacing w:after="30" w:before="30"/>
+            </w:pPr>
+            <w:r>
+              <w:rPr>
+                <w:rFonts w:ascii="Arial" w:cs="Arial" w:eastAsia="Arial" w:hAnsi="Arial"/>
+                <w:sz w:val="19"/>
+                <w:szCs w:val="19"/>
+              </w:rPr>
+              <w:t>Terminado</w:t>
+            </w:r>
+          </w:p>
+        </w:tc>
+        <w:tc>
+          <w:tcPr>
+            <w:tcW w:type="dxa" w:w="1200"/>
+            <w:tcBorders>
+              <w:top w:val="single" w:color="808080" w:sz="4"/>
+              <w:left w:val="single" w:color="808080" w:sz="4"/>
+              <w:bottom w:val="single" w:color="808080" w:sz="4"/>
+              <w:right w:val="single" w:color="808080" w:sz="4"/>
+            </w:tcBorders>
+            <w:tcMar>
+              <w:top w:type="dxa" w:w="40"/>
+              <w:left w:type="dxa" w:w="90"/>
+              <w:bottom w:type="dxa" w:w="40"/>
+              <w:right w:type="dxa" w:w="90"/>
+            </w:tcMar>
+          </w:tcPr>
+          <w:p>
+            <w:pPr>
+              <w:spacing w:after="30" w:before="30"/>
+            </w:pPr>
+            <w:r>
+              <w:rPr>
+                <w:rFonts w:ascii="Arial" w:cs="Arial" w:eastAsia="Arial" w:hAnsi="Arial"/>
+                <w:sz w:val="19"/>
+                <w:szCs w:val="19"/>
+              </w:rPr>
+              <w:t>12,0</w:t>
+            </w:r>
+          </w:p>
+        </w:tc>
+      </w:tr>
+      <w:tr>
+        <w:trPr>
+          <w:cantSplit/>
+        </w:trPr>
+        <w:tc>
+          <w:tcPr>
+            <w:tcW w:type="dxa" w:w="1500"/>
+            <w:tcBorders>
+              <w:top w:val="single" w:color="808080" w:sz="4"/>
+              <w:left w:val="single" w:color="808080" w:sz="4"/>
+              <w:bottom w:val="single" w:color="808080" w:sz="4"/>
+              <w:right w:val="single" w:color="808080" w:sz="4"/>
+            </w:tcBorders>
+            <w:tcMar>
+              <w:top w:type="dxa" w:w="40"/>
+              <w:left w:type="dxa" w:w="90"/>
+              <w:bottom w:type="dxa" w:w="40"/>
+              <w:right w:type="dxa" w:w="90"/>
+            </w:tcMar>
+          </w:tcPr>
+          <w:p>
+            <w:pPr>
+              <w:spacing w:after="30" w:before="30"/>
+            </w:pPr>
+            <w:r>
+              <w:rPr>
+                <w:rFonts w:ascii="Arial" w:cs="Arial" w:eastAsia="Arial" w:hAnsi="Arial"/>
+                <w:sz w:val="19"/>
+                <w:szCs w:val="19"/>
+              </w:rPr>
+              <w:t>MinVu</w:t>
+            </w:r>
+          </w:p>
+        </w:tc>
+        <w:tc>
+          <w:tcPr>
+            <w:tcW w:type="dxa" w:w="1400"/>
+            <w:tcBorders>
+              <w:top w:val="single" w:color="808080" w:sz="4"/>
+              <w:left w:val="single" w:color="808080" w:sz="4"/>
+              <w:bottom w:val="single" w:color="808080" w:sz="4"/>
+              <w:right w:val="single" w:color="808080" w:sz="4"/>
+            </w:tcBorders>
+            <w:tcMar>
+              <w:top w:type="dxa" w:w="40"/>
+              <w:left w:type="dxa" w:w="90"/>
+              <w:bottom w:type="dxa" w:w="40"/>
+              <w:right w:type="dxa" w:w="90"/>
+            </w:tcMar>
+          </w:tcPr>
+          <w:p>
+            <w:pPr>
+              <w:spacing w:after="30" w:before="30"/>
+            </w:pPr>
+            <w:r>
+              <w:rPr>
+                <w:rFonts w:ascii="Arial" w:cs="Arial" w:eastAsia="Arial" w:hAnsi="Arial"/>
+                <w:b/>
+                <w:bCs/>
+                <w:color w:val="C00000"/>
+                <w:sz w:val="19"/>
+                <w:szCs w:val="19"/>
+              </w:rPr>
+              <w:t>Sin ticket</w:t>
+            </w:r>
+          </w:p>
+        </w:tc>
+        <w:tc>
+          <w:tcPr>
+            <w:tcW w:type="dxa" w:w="4238"/>
+            <w:tcBorders>
+              <w:top w:val="single" w:color="808080" w:sz="4"/>
+              <w:left w:val="single" w:color="808080" w:sz="4"/>
+              <w:bottom w:val="single" w:color="808080" w:sz="4"/>
+              <w:right w:val="single" w:color="808080" w:sz="4"/>
+            </w:tcBorders>
+            <w:tcMar>
+              <w:top w:type="dxa" w:w="40"/>
+              <w:left w:type="dxa" w:w="90"/>
+              <w:bottom w:type="dxa" w:w="40"/>
+              <w:right w:type="dxa" w:w="90"/>
+            </w:tcMar>
+          </w:tcPr>
+          <w:p>
+            <w:pPr>
+              <w:spacing w:after="30" w:before="30"/>
+            </w:pPr>
+            <w:r>
+              <w:rPr>
+                <w:rFonts w:ascii="Arial" w:cs="Arial" w:eastAsia="Arial" w:hAnsi="Arial"/>
+                <w:b/>
+                <w:bCs/>
+                <w:color w:val="C00000"/>
+                <w:sz w:val="19"/>
+                <w:szCs w:val="19"/>
+              </w:rPr>
+              <w:t>Registros Técnicos (RRTT), Alexis Carnero: integración PPTT-RRTT, con la corrección del error de ingreso de solicitudes de Contratistas y Consultores (el repositorio Azure de la API estaba desactualizado respecto del binario en servicio), su verificación en Test y la entrega del listado de componentes y scripts del Hito 3 / Sprint 11</w:t>
+            </w:r>
+          </w:p>
+        </w:tc>
+        <w:tc>
+          <w:tcPr>
+            <w:tcW w:type="dxa" w:w="1300"/>
+            <w:tcBorders>
+              <w:top w:val="single" w:color="808080" w:sz="4"/>
+              <w:left w:val="single" w:color="808080" w:sz="4"/>
+              <w:bottom w:val="single" w:color="808080" w:sz="4"/>
+              <w:right w:val="single" w:color="808080" w:sz="4"/>
+            </w:tcBorders>
+            <w:tcMar>
+              <w:top w:type="dxa" w:w="40"/>
+              <w:left w:type="dxa" w:w="90"/>
+              <w:bottom w:type="dxa" w:w="40"/>
+              <w:right w:type="dxa" w:w="90"/>
+            </w:tcMar>
+          </w:tcPr>
+          <w:p>
+            <w:pPr>
+              <w:spacing w:after="30" w:before="30"/>
+            </w:pPr>
+            <w:r>
+              <w:rPr>
+                <w:rFonts w:ascii="Arial" w:cs="Arial" w:eastAsia="Arial" w:hAnsi="Arial"/>
+                <w:sz w:val="19"/>
+                <w:szCs w:val="19"/>
+              </w:rPr>
+              <w:t>Terminado</w:t>
+            </w:r>
+          </w:p>
+        </w:tc>
+        <w:tc>
+          <w:tcPr>
+            <w:tcW w:type="dxa" w:w="1200"/>
+            <w:tcBorders>
+              <w:top w:val="single" w:color="808080" w:sz="4"/>
+              <w:left w:val="single" w:color="808080" w:sz="4"/>
+              <w:bottom w:val="single" w:color="808080" w:sz="4"/>
+              <w:right w:val="single" w:color="808080" w:sz="4"/>
+            </w:tcBorders>
+            <w:tcMar>
+              <w:top w:type="dxa" w:w="40"/>
+              <w:left w:type="dxa" w:w="90"/>
+              <w:bottom w:type="dxa" w:w="40"/>
+              <w:right w:type="dxa" w:w="90"/>
+            </w:tcMar>
+          </w:tcPr>
+          <w:p>
+            <w:pPr>
+              <w:spacing w:after="30" w:before="30"/>
+            </w:pPr>
+            <w:r>
+              <w:rPr>
+                <w:rFonts w:ascii="Arial" w:cs="Arial" w:eastAsia="Arial" w:hAnsi="Arial"/>
+                <w:sz w:val="19"/>
+                <w:szCs w:val="19"/>
+              </w:rPr>
+              <w:t>8,5</w:t>
+            </w:r>
+          </w:p>
+        </w:tc>
+      </w:tr>
+      <w:tr>
+        <w:trPr>
+          <w:cantSplit/>
+        </w:trPr>
+        <w:tc>
+          <w:tcPr>
+            <w:tcW w:type="dxa" w:w="1500"/>
+            <w:tcBorders>
+              <w:top w:val="single" w:color="808080" w:sz="4"/>
+              <w:left w:val="single" w:color="808080" w:sz="4"/>
+              <w:bottom w:val="single" w:color="808080" w:sz="4"/>
+              <w:right w:val="single" w:color="808080" w:sz="4"/>
+            </w:tcBorders>
+            <w:tcMar>
+              <w:top w:type="dxa" w:w="40"/>
+              <w:left w:type="dxa" w:w="90"/>
+              <w:bottom w:type="dxa" w:w="40"/>
+              <w:right w:type="dxa" w:w="90"/>
+            </w:tcMar>
+          </w:tcPr>
+          <w:p>
+            <w:pPr>
+              <w:spacing w:after="30" w:before="30"/>
+            </w:pPr>
+            <w:r>
+              <w:rPr>
+                <w:rFonts w:ascii="Arial" w:cs="Arial" w:eastAsia="Arial" w:hAnsi="Arial"/>
+                <w:sz w:val="19"/>
+                <w:szCs w:val="19"/>
+              </w:rPr>
+              <w:t>MinVu</w:t>
+            </w:r>
+          </w:p>
+        </w:tc>
+        <w:tc>
+          <w:tcPr>
+            <w:tcW w:type="dxa" w:w="1400"/>
+            <w:tcBorders>
+              <w:top w:val="single" w:color="808080" w:sz="4"/>
+              <w:left w:val="single" w:color="808080" w:sz="4"/>
+              <w:bottom w:val="single" w:color="808080" w:sz="4"/>
+              <w:right w:val="single" w:color="808080" w:sz="4"/>
+            </w:tcBorders>
+            <w:tcMar>
+              <w:top w:type="dxa" w:w="40"/>
+              <w:left w:type="dxa" w:w="90"/>
+              <w:bottom w:type="dxa" w:w="40"/>
+              <w:right w:type="dxa" w:w="90"/>
+            </w:tcMar>
+          </w:tcPr>
+          <w:p>
+            <w:pPr>
+              <w:spacing w:after="30" w:before="30"/>
+            </w:pPr>
+            <w:r>
+              <w:rPr>
+                <w:rFonts w:ascii="Arial" w:cs="Arial" w:eastAsia="Arial" w:hAnsi="Arial"/>
+                <w:b/>
+                <w:bCs/>
+                <w:color w:val="C00000"/>
+                <w:sz w:val="19"/>
+                <w:szCs w:val="19"/>
+              </w:rPr>
+              <w:t>Sin ticket</w:t>
+            </w:r>
+          </w:p>
+        </w:tc>
+        <w:tc>
+          <w:tcPr>
+            <w:tcW w:type="dxa" w:w="4238"/>
+            <w:tcBorders>
+              <w:top w:val="single" w:color="808080" w:sz="4"/>
+              <w:left w:val="single" w:color="808080" w:sz="4"/>
+              <w:bottom w:val="single" w:color="808080" w:sz="4"/>
+              <w:right w:val="single" w:color="808080" w:sz="4"/>
+            </w:tcBorders>
+            <w:tcMar>
+              <w:top w:type="dxa" w:w="40"/>
+              <w:left w:type="dxa" w:w="90"/>
+              <w:bottom w:type="dxa" w:w="40"/>
+              <w:right w:type="dxa" w:w="90"/>
+            </w:tcMar>
+          </w:tcPr>
+          <w:p>
+            <w:pPr>
+              <w:spacing w:after="30" w:before="30"/>
+            </w:pPr>
+            <w:r>
+              <w:rPr>
+                <w:rFonts w:ascii="Arial" w:cs="Arial" w:eastAsia="Arial" w:hAnsi="Arial"/>
+                <w:b/>
+                <w:bCs/>
+                <w:color w:val="C00000"/>
+                <w:sz w:val="19"/>
+                <w:szCs w:val="19"/>
+              </w:rPr>
+              <w:t>Registros Técnicos (RRTT), Alexis Carnero: toma de razón del decreto que modifica el Registro Nacional y selector Antiguo/Actual D.S. N°135 de los buscadores de inscritos; API SyncDocumental (GesDoc) y revisión del informe de QA</w:t>
+            </w:r>
+          </w:p>
+        </w:tc>
+        <w:tc>
+          <w:tcPr>
+            <w:tcW w:type="dxa" w:w="1300"/>
+            <w:tcBorders>
+              <w:top w:val="single" w:color="808080" w:sz="4"/>
+              <w:left w:val="single" w:color="808080" w:sz="4"/>
+              <w:bottom w:val="single" w:color="808080" w:sz="4"/>
+              <w:right w:val="single" w:color="808080" w:sz="4"/>
+            </w:tcBorders>
+            <w:tcMar>
+              <w:top w:type="dxa" w:w="40"/>
+              <w:left w:type="dxa" w:w="90"/>
+              <w:bottom w:type="dxa" w:w="40"/>
+              <w:right w:type="dxa" w:w="90"/>
+            </w:tcMar>
+          </w:tcPr>
+          <w:p>
+            <w:pPr>
+              <w:spacing w:after="30" w:before="30"/>
+            </w:pPr>
+            <w:r>
+              <w:rPr>
+                <w:rFonts w:ascii="Arial" w:cs="Arial" w:eastAsia="Arial" w:hAnsi="Arial"/>
+                <w:sz w:val="19"/>
+                <w:szCs w:val="19"/>
+              </w:rPr>
+              <w:t>Terminado</w:t>
+            </w:r>
+          </w:p>
+        </w:tc>
+        <w:tc>
+          <w:tcPr>
+            <w:tcW w:type="dxa" w:w="1200"/>
+            <w:tcBorders>
+              <w:top w:val="single" w:color="808080" w:sz="4"/>
+              <w:left w:val="single" w:color="808080" w:sz="4"/>
+              <w:bottom w:val="single" w:color="808080" w:sz="4"/>
+              <w:right w:val="single" w:color="808080" w:sz="4"/>
+            </w:tcBorders>
+            <w:tcMar>
+              <w:top w:type="dxa" w:w="40"/>
+              <w:left w:type="dxa" w:w="90"/>
+              <w:bottom w:type="dxa" w:w="40"/>
+              <w:right w:type="dxa" w:w="90"/>
+            </w:tcMar>
+          </w:tcPr>
+          <w:p>
+            <w:pPr>
+              <w:spacing w:after="30" w:before="30"/>
+            </w:pPr>
+            <w:r>
+              <w:rPr>
+                <w:rFonts w:ascii="Arial" w:cs="Arial" w:eastAsia="Arial" w:hAnsi="Arial"/>
+                <w:sz w:val="19"/>
+                <w:szCs w:val="19"/>
+              </w:rPr>
+              <w:t>7,0</w:t>
             </w:r>
           </w:p>
         </w:tc>
@@ -6478,7 +7122,7 @@
               <w:br/>
               <w:t>Fin de semana: domingo 02/08, 2 h de Alexis Carnero. Cruce de medianoche: Franco Dodera, 07/08 de 23:00 a 02:00.</w:t>
               <w:br/>
-              <w:t>Explicación de KLG: Explicación de KLG: las alertas se originan en que 91,0 de las 150,0 h atribuidas a Alexis Carnero eran en realidad de Gabriel Denis, que trabajó sin usuario de Kimai. Separadas en este anexo, Alexis Carnero queda con 59,0 h en 17 días (promedio 3,5 h por día) y Gabriel Denis con 91,0 h en 16 días (promedio 5,7 h por día), y ningún día de ninguno de los dos supera las 9 h: la alerta de «más de 9 h en el día» del 04, 05, 06, 10, 11, 13 y 14/08 deja de corresponder. El domingo 02/08 (2 h) también era de Gabriel Denis y queda a su nombre. El cruce de medianoche del 07/08 de Franco Dodera (23:00 a 02:00) es real: fueron reuniones y revisiones que terminaron pasada la medianoche y Kimai las registró como un único bloque. Sobre «sin ticket»: en agosto los trabajos de SELICO, VictoriusCP2 y Victorius 3 no se venían gestionando con tickets de iTop; desde septiembre toda carga en Kimai empieza con el ticket de iTop o la tarea de ClickUp. Las 59,0 h de Alexis Carnero siguen sin descripción en Kimai: KLG las está reconstruyendo con él y las enviará como corrección de este anexo. Aclaración sobre los horarios: el inicio y el fin de los días compartidos entre Alexis Carnero y Gabriel Denis son una reconstrucción de KLG, no un registro de Kimai. Kimai guardó un único bloque continuo por día a nombre de Alexis, y KLG lo partió por horario asignando el principio del bloque a Alexis y el final a Gabriel (por ejemplo el 04/08: bloque de 08:15 a 23:15, Alexis de 08:15 a 15:15 y Gabriel de 15:15 a 23:15). Las horas de cada uno sí están respaldadas: las de Gabriel salen de su reporte diario de agosto. Cada fila afectada del Anexo II-A lo indica en la columna «Nota KLG».</w:t>
+              <w:t>Explicación de KLG: Explicación de KLG: las alertas se originan en que 91,0 de las 150,0 h atribuidas a Alexis Carnero eran en realidad de Gabriel Denis, que trabajó sin usuario de Kimai. Separadas en este anexo, Alexis Carnero queda con 59,0 h en 17 días (promedio 3,5 h por día) y Gabriel Denis con 91,0 h en 16 días (promedio 5,7 h por día), y ningún día de ninguno de los dos supera las 9 h: la alerta de «más de 9 h en el día» del 04, 05, 06, 10, 11, 13 y 14/08 deja de corresponder. El domingo 02/08 (2 h) también era de Gabriel Denis y queda a su nombre. El cruce de medianoche del 07/08 de Franco Dodera (23:00 a 02:00) es real: fueron reuniones y revisiones que terminaron pasada la medianoche y Kimai las registró como un único bloque. Sobre «sin ticket»: en agosto los trabajos de SELICO, VictoriusCP2 y Victorius 3 no se venían gestionando con tickets de iTop; desde septiembre toda carga en Kimai empieza con el ticket de iTop o la tarea de ClickUp. Alexis Carnero entregó su detalle diario de agosto: está incorporado al Anexo II-A, donde sus 59,0 h quedan descritas registro por registro, y coincide con la separación de horas de este anexo, los mismos 17 días con el mismo inicio, el mismo fin y las mismas horas. Aclaración sobre los horarios: el inicio y el fin de los días compartidos entre Alexis Carnero y Gabriel Denis son una reconstrucción de KLG, no un registro de Kimai. Kimai guardó un único bloque continuo por día a nombre de Alexis, y KLG lo partió por horario asignando el principio del bloque a Alexis y el final a Gabriel (por ejemplo el 04/08: bloque de 08:15 a 23:15, Alexis de 08:15 a 15:15 y Gabriel de 15:15 a 23:15). Las horas de cada uno sí están respaldadas: las de Gabriel salen de su reporte diario de agosto. Cada fila afectada del Anexo II-A lo indica en la columna «Nota KLG».</w:t>
             </w:r>
           </w:p>
         </w:tc>

--- a/output/2026-08/Anexo-II-Informe-mensual-horas-KLG-2026-08 (1).docx
+++ b/output/2026-08/Anexo-II-Informe-mensual-horas-KLG-2026-08 (1).docx
@@ -7122,7 +7122,7 @@
               <w:br/>
               <w:t>Fin de semana: domingo 02/08, 2 h de Alexis Carnero. Cruce de medianoche: Franco Dodera, 07/08 de 23:00 a 02:00.</w:t>
               <w:br/>
-              <w:t>Explicación de KLG: Explicación de KLG: las alertas se originan en que 91,0 de las 150,0 h atribuidas a Alexis Carnero eran en realidad de Gabriel Denis, que trabajó sin usuario de Kimai. Separadas en este anexo, Alexis Carnero queda con 59,0 h en 17 días (promedio 3,5 h por día) y Gabriel Denis con 91,0 h en 16 días (promedio 5,7 h por día), y ningún día de ninguno de los dos supera las 9 h: la alerta de «más de 9 h en el día» del 04, 05, 06, 10, 11, 13 y 14/08 deja de corresponder. El domingo 02/08 (2 h) también era de Gabriel Denis y queda a su nombre. El cruce de medianoche del 07/08 de Franco Dodera (23:00 a 02:00) es real: fueron reuniones y revisiones que terminaron pasada la medianoche y Kimai las registró como un único bloque. Sobre «sin ticket»: en agosto los trabajos de SELICO, VictoriusCP2 y Victorius 3 no se venían gestionando con tickets de iTop; desde septiembre toda carga en Kimai empieza con el ticket de iTop o la tarea de ClickUp. Alexis Carnero entregó su detalle diario de agosto: está incorporado al Anexo II-A, donde sus 59,0 h quedan descritas registro por registro, y coincide con la separación de horas de este anexo, los mismos 17 días con el mismo inicio, el mismo fin y las mismas horas. Aclaración sobre los horarios: el inicio y el fin de los días compartidos entre Alexis Carnero y Gabriel Denis son una reconstrucción de KLG, no un registro de Kimai. Kimai guardó un único bloque continuo por día a nombre de Alexis, y KLG lo partió por horario asignando el principio del bloque a Alexis y el final a Gabriel (por ejemplo el 04/08: bloque de 08:15 a 23:15, Alexis de 08:15 a 15:15 y Gabriel de 15:15 a 23:15). Las horas de cada uno sí están respaldadas: las de Gabriel salen de su reporte diario de agosto. Cada fila afectada del Anexo II-A lo indica en la columna «Nota KLG».</w:t>
+              <w:t>Explicación de KLG: las alertas se originan en que 91,0 de las 150,0 h atribuidas a Alexis Carnero eran en realidad de Gabriel Denis, que trabajó sin usuario de Kimai. Separadas en este anexo, Alexis Carnero queda con 59,0 h en 17 días (promedio 3,5 h por día) y Gabriel Denis con 91,0 h en 16 días (promedio 5,7 h por día), y ningún día de ninguno de los dos supera las 9 h: la alerta de «más de 9 h en el día» del 04, 05, 06, 10, 11, 13 y 14/08 deja de corresponder. El domingo 02/08 (2 h) también era de Gabriel Denis y queda a su nombre. El cruce de medianoche del 07/08 de Franco Dodera (23:00 a 02:00) es real: fueron reuniones y revisiones que terminaron pasada la medianoche y Kimai las registró como un único bloque. Sobre «sin ticket»: en agosto los trabajos de SELICO, VictoriusCP2 y Victorius 3 no se venían gestionando con tickets de iTop; desde septiembre toda carga en Kimai empieza con el ticket de iTop o la tarea de ClickUp. Alexis Carnero entregó su detalle diario de agosto: está incorporado al Anexo II-A, donde sus 59,0 h quedan descritas registro por registro, y coincide con la separación de horas de este anexo, los mismos 17 días con el mismo inicio, el mismo fin y las mismas horas. Aclaración sobre los horarios: el inicio y el fin de los días compartidos entre Alexis Carnero y Gabriel Denis son una reconstrucción de KLG, no un registro de Kimai. Kimai guardó un único bloque continuo por día a nombre de Alexis, y KLG lo partió por horario asignando el principio del bloque a Alexis y el final a Gabriel (por ejemplo el 04/08: bloque de 08:15 a 23:15, Alexis de 08:15 a 15:15 y Gabriel de 15:15 a 23:15). Las horas de cada uno sí están respaldadas: las de Gabriel salen de su reporte diario de agosto. Cada fila afectada del Anexo II-A lo indica en la columna «Nota KLG».</w:t>
             </w:r>
           </w:p>
         </w:tc>

--- a/output/2026-08/Anexo-II-Informe-mensual-horas-KLG-2026-08 (1).docx
+++ b/output/2026-08/Anexo-II-Informe-mensual-horas-KLG-2026-08 (1).docx
@@ -4463,7 +4463,7 @@
                 <w:sz w:val="19"/>
                 <w:szCs w:val="19"/>
               </w:rPr>
-              <w:t>Terminado</w:t>
+              <w:t>En revisión de C.UNIX</w:t>
             </w:r>
           </w:p>
         </w:tc>
